--- a/Project Documentation/8. Project Demonstration/Expected_QA.docx
+++ b/Project Documentation/8. Project Demonstration/Expected_QA.docx
@@ -46,7 +46,7 @@
           <w:left w:w="10" w:type="dxa"/>
           <w:right w:w="10" w:type="dxa"/>
         </w:tblCellMar>
-        <w:tblLook w:val="0000" w:firstRow="0" w:lastRow="0" w:firstColumn="0" w:lastColumn="0" w:noHBand="0" w:noVBand="0"/>
+        <w:tblLook w:val="04A0" w:firstRow="1" w:lastRow="0" w:firstColumn="1" w:lastColumn="0" w:noHBand="0" w:noVBand="1"/>
       </w:tblPr>
       <w:tblGrid>
         <w:gridCol w:w="2805"/>
@@ -260,7 +260,7 @@
           <w:left w:w="10" w:type="dxa"/>
           <w:right w:w="10" w:type="dxa"/>
         </w:tblCellMar>
-        <w:tblLook w:val="0000" w:firstRow="0" w:lastRow="0" w:firstColumn="0" w:lastColumn="0" w:noHBand="0" w:noVBand="0"/>
+        <w:tblLook w:val="04A0" w:firstRow="1" w:lastRow="0" w:firstColumn="1" w:lastColumn="0" w:noHBand="0" w:noVBand="1"/>
       </w:tblPr>
       <w:tblGrid>
         <w:gridCol w:w="3272"/>
@@ -327,23 +327,7 @@
                 <w:sz w:val="17"/>
                 <w:szCs w:val="17"/>
               </w:rPr>
-              <w:t xml:space="preserve">Why Random Forest and not </w:t>
-            </w:r>
-            <w:proofErr w:type="spellStart"/>
-            <w:r>
-              <w:rPr>
-                <w:sz w:val="17"/>
-                <w:szCs w:val="17"/>
-              </w:rPr>
-              <w:t>XGBoost</w:t>
-            </w:r>
-            <w:proofErr w:type="spellEnd"/>
-            <w:r>
-              <w:rPr>
-                <w:sz w:val="17"/>
-                <w:szCs w:val="17"/>
-              </w:rPr>
-              <w:t>?</w:t>
+              <w:t>Why Random Forest and not XGBoost?</w:t>
             </w:r>
           </w:p>
         </w:tc>
@@ -357,48 +341,7 @@
                 <w:sz w:val="17"/>
                 <w:szCs w:val="17"/>
               </w:rPr>
-              <w:t xml:space="preserve">Our own </w:t>
-            </w:r>
-            <w:proofErr w:type="spellStart"/>
-            <w:r>
-              <w:rPr>
-                <w:sz w:val="17"/>
-                <w:szCs w:val="17"/>
-              </w:rPr>
-              <w:t>model_</w:t>
-            </w:r>
-            <w:proofErr w:type="gramStart"/>
-            <w:r>
-              <w:rPr>
-                <w:sz w:val="17"/>
-                <w:szCs w:val="17"/>
-              </w:rPr>
-              <w:t>building.ipynb</w:t>
-            </w:r>
-            <w:proofErr w:type="spellEnd"/>
-            <w:proofErr w:type="gramEnd"/>
-            <w:r>
-              <w:rPr>
-                <w:sz w:val="17"/>
-                <w:szCs w:val="17"/>
-              </w:rPr>
-              <w:t xml:space="preserve"> notebook trains and compares Decision Tree, Random Forest, KNN, and Gradient Boosting — Random Forest had the best cross-validation accuracy (81.04%), so that's what's deployed. If </w:t>
-            </w:r>
-            <w:proofErr w:type="spellStart"/>
-            <w:r>
-              <w:rPr>
-                <w:sz w:val="17"/>
-                <w:szCs w:val="17"/>
-              </w:rPr>
-              <w:t>XGBoost</w:t>
-            </w:r>
-            <w:proofErr w:type="spellEnd"/>
-            <w:r>
-              <w:rPr>
-                <w:sz w:val="17"/>
-                <w:szCs w:val="17"/>
-              </w:rPr>
-              <w:t xml:space="preserve"> is a requirement, it's a small addition to the comparison notebook.</w:t>
+              <w:t>Our own model_building.ipynb notebook trains and compares Decision Tree, Random Forest, KNN, and Gradient Boosting — Random Forest had the best cross-validation accuracy (81.04%), so that's what's deployed. If XGBoost is a requirement, it's a small addition to the comparison notebook.</w:t>
             </w:r>
           </w:p>
         </w:tc>
@@ -434,7 +377,7 @@
                 <w:sz w:val="17"/>
                 <w:szCs w:val="17"/>
               </w:rPr>
-              <w:t>Right now, a missing or malformed field returns a server error rather than a friendly message — that's a known, documented gap (see Test_Results.docx), and the top item in our future-scope list.</w:t>
+              <w:t>That was actually a gap our testing caught early — a missing or malformed field used to crash the server with a generic error. We fixed it: the form now shows a clear, specific message (e.g., which field is missing) and returns a proper HTTP 400 instead of crashing. See Test_Results.docx for the live re-test evidence.</w:t>
             </w:r>
           </w:p>
         </w:tc>
@@ -614,23 +557,7 @@
                 <w:sz w:val="17"/>
                 <w:szCs w:val="17"/>
               </w:rPr>
-              <w:t xml:space="preserve">Beyond cross-validation, we ran the actual business scenarios supplied for this project against the live app — a low-risk profile returned </w:t>
-            </w:r>
-            <w:proofErr w:type="gramStart"/>
-            <w:r>
-              <w:rPr>
-                <w:sz w:val="17"/>
-                <w:szCs w:val="17"/>
-              </w:rPr>
-              <w:t>Approved</w:t>
-            </w:r>
-            <w:proofErr w:type="gramEnd"/>
-            <w:r>
-              <w:rPr>
-                <w:sz w:val="17"/>
-                <w:szCs w:val="17"/>
-              </w:rPr>
-              <w:t xml:space="preserve"> and a high-risk profile returned Rejected, matching real-world expectations, not just an abstract accuracy score.</w:t>
+              <w:t>Beyond cross-validation, we ran the actual business scenarios supplied for this project against the live app — a low-risk profile returned Approved and a high-risk profile returned Rejected, matching real-world expectations, not just an abstract accuracy score.</w:t>
             </w:r>
           </w:p>
         </w:tc>
@@ -666,23 +593,7 @@
                 <w:sz w:val="17"/>
                 <w:szCs w:val="17"/>
               </w:rPr>
-              <w:t xml:space="preserve">Two things: adding server-side input </w:t>
-            </w:r>
-            <w:proofErr w:type="gramStart"/>
-            <w:r>
-              <w:rPr>
-                <w:sz w:val="17"/>
-                <w:szCs w:val="17"/>
-              </w:rPr>
-              <w:t>validation, and</w:t>
-            </w:r>
-            <w:proofErr w:type="gramEnd"/>
-            <w:r>
-              <w:rPr>
-                <w:sz w:val="17"/>
-                <w:szCs w:val="17"/>
-              </w:rPr>
-              <w:t xml:space="preserve"> moving off the single-threaded development server to a production WSGI server — both scoped and documented, neither blocking for a demo or pilot in a controlled setting.</w:t>
+              <w:t>The main remaining item is moving off the single-threaded development server to a production WSGI setup with HTTPS — that's scoped and documented, and doesn't block a demo or controlled pilot. Server-side input validation, which was the other risk, has already been fixed and re-verified live.</w:t>
             </w:r>
           </w:p>
         </w:tc>
@@ -766,10 +677,10 @@
 <file path=word/numbering.xml><?xml version="1.0" encoding="utf-8"?>
 <w:numbering xmlns:wpc="http://schemas.microsoft.com/office/word/2010/wordprocessingCanvas" xmlns:cx="http://schemas.microsoft.com/office/drawing/2014/chartex" xmlns:cx1="http://schemas.microsoft.com/office/drawing/2015/9/8/chartex" xmlns:cx2="http://schemas.microsoft.com/office/drawing/2015/10/21/chartex" xmlns:cx3="http://schemas.microsoft.com/office/drawing/2016/5/9/chartex" xmlns:cx4="http://schemas.microsoft.com/office/drawing/2016/5/10/chartex" xmlns:cx5="http://schemas.microsoft.com/office/drawing/2016/5/11/chartex" xmlns:cx6="http://schemas.microsoft.com/office/drawing/2016/5/12/chartex" xmlns:cx7="http://schemas.microsoft.com/office/drawing/2016/5/13/chartex" xmlns:cx8="http://schemas.microsoft.com/office/drawing/2016/5/14/chartex" xmlns:mc="http://schemas.openxmlformats.org/markup-compatibility/2006" xmlns:aink="http://schemas.microsoft.com/office/drawing/2016/ink" xmlns:am3d="http://schemas.microsoft.com/office/drawing/2017/model3d" xmlns:o="urn:schemas-microsoft-com:office:office" xmlns:oel="http://schemas.microsoft.com/office/2019/extlst" xmlns:r="http://schemas.openxmlformats.org/officeDocument/2006/relationships" xmlns:m="http://schemas.openxmlformats.org/officeDocument/2006/math" xmlns:v="urn:schemas-microsoft-com:vml" xmlns:wp14="http://schemas.microsoft.com/office/word/2010/wordprocessingDrawing" xmlns:wp="http://schemas.openxmlformats.org/drawingml/2006/wordprocessingDrawing" xmlns:w10="urn:schemas-microsoft-com:office:word" xmlns:w="http://schemas.openxmlformats.org/wordprocessingml/2006/main" xmlns:w14="http://schemas.microsoft.com/office/word/2010/wordml" xmlns:w15="http://schemas.microsoft.com/office/word/2012/wordml" xmlns:w16cex="http://schemas.microsoft.com/office/word/2018/wordml/cex" xmlns:w16cid="http://schemas.microsoft.com/office/word/2016/wordml/cid" xmlns:w16="http://schemas.microsoft.com/office/word/2018/wordml" xmlns:w16du="http://schemas.microsoft.com/office/word/2023/wordml/word16du" xmlns:w16sdtdh="http://schemas.microsoft.com/office/word/2020/wordml/sdtdatahash" xmlns:w16sdtfl="http://schemas.microsoft.com/office/word/2024/wordml/sdtformatlock" xmlns:w16se="http://schemas.microsoft.com/office/word/2015/wordml/symex" xmlns:wpg="http://schemas.microsoft.com/office/word/2010/wordprocessingGroup" xmlns:wpi="http://schemas.microsoft.com/office/word/2010/wordprocessingInk" xmlns:wne="http://schemas.microsoft.com/office/word/2006/wordml" xmlns:wps="http://schemas.microsoft.com/office/word/2010/wordprocessingShape" mc:Ignorable="w14 w15 w16se w16cid w16 w16cex w16sdtdh w16sdtfl w16du wp14">
   <w:abstractNum w:abstractNumId="0" w15:restartNumberingAfterBreak="0">
-    <w:nsid w:val="200B7DA9"/>
+    <w:nsid w:val="6AE76F53"/>
     <w:multiLevelType w:val="hybridMultilevel"/>
-    <w:tmpl w:val="FFBA2C06"/>
-    <w:lvl w:ilvl="0" w:tplc="5CEAFFB0">
+    <w:tmpl w:val="56184430"/>
+    <w:lvl w:ilvl="0" w:tplc="6DE8C3CC">
       <w:start w:val="1"/>
       <w:numFmt w:val="bullet"/>
       <w:lvlText w:val="●"/>
@@ -778,7 +689,7 @@
         <w:ind w:left="720" w:hanging="360"/>
       </w:pPr>
     </w:lvl>
-    <w:lvl w:ilvl="1" w:tplc="C0EA8B74">
+    <w:lvl w:ilvl="1" w:tplc="EA64B534">
       <w:start w:val="1"/>
       <w:numFmt w:val="bullet"/>
       <w:lvlText w:val="○"/>
@@ -787,7 +698,7 @@
         <w:ind w:left="1440" w:hanging="360"/>
       </w:pPr>
     </w:lvl>
-    <w:lvl w:ilvl="2" w:tplc="4738BF6C">
+    <w:lvl w:ilvl="2" w:tplc="024A0D94">
       <w:start w:val="1"/>
       <w:numFmt w:val="bullet"/>
       <w:lvlText w:val="■"/>
@@ -796,7 +707,7 @@
         <w:ind w:left="2160" w:hanging="360"/>
       </w:pPr>
     </w:lvl>
-    <w:lvl w:ilvl="3" w:tplc="0B948DFC">
+    <w:lvl w:ilvl="3" w:tplc="44FE2808">
       <w:start w:val="1"/>
       <w:numFmt w:val="bullet"/>
       <w:lvlText w:val="●"/>
@@ -805,7 +716,7 @@
         <w:ind w:left="2880" w:hanging="360"/>
       </w:pPr>
     </w:lvl>
-    <w:lvl w:ilvl="4" w:tplc="9C3890D8">
+    <w:lvl w:ilvl="4" w:tplc="2450681E">
       <w:start w:val="1"/>
       <w:numFmt w:val="bullet"/>
       <w:lvlText w:val="○"/>
@@ -814,7 +725,7 @@
         <w:ind w:left="3600" w:hanging="360"/>
       </w:pPr>
     </w:lvl>
-    <w:lvl w:ilvl="5" w:tplc="19764830">
+    <w:lvl w:ilvl="5" w:tplc="BC1E44AE">
       <w:start w:val="1"/>
       <w:numFmt w:val="bullet"/>
       <w:lvlText w:val="■"/>
@@ -823,7 +734,7 @@
         <w:ind w:left="4320" w:hanging="360"/>
       </w:pPr>
     </w:lvl>
-    <w:lvl w:ilvl="6" w:tplc="C84CC1E4">
+    <w:lvl w:ilvl="6" w:tplc="2A52E780">
       <w:start w:val="1"/>
       <w:numFmt w:val="bullet"/>
       <w:lvlText w:val="●"/>
@@ -832,7 +743,7 @@
         <w:ind w:left="5040" w:hanging="360"/>
       </w:pPr>
     </w:lvl>
-    <w:lvl w:ilvl="7" w:tplc="CA84BEC8">
+    <w:lvl w:ilvl="7" w:tplc="97284DE6">
       <w:start w:val="1"/>
       <w:numFmt w:val="bullet"/>
       <w:lvlText w:val="●"/>
@@ -841,7 +752,7 @@
         <w:ind w:left="5760" w:hanging="360"/>
       </w:pPr>
     </w:lvl>
-    <w:lvl w:ilvl="8" w:tplc="7BB41DAE">
+    <w:lvl w:ilvl="8" w:tplc="0268C854">
       <w:start w:val="1"/>
       <w:numFmt w:val="bullet"/>
       <w:lvlText w:val="●"/>
@@ -851,7 +762,7 @@
       </w:pPr>
     </w:lvl>
   </w:abstractNum>
-  <w:num w:numId="1" w16cid:durableId="134491988">
+  <w:num w:numId="1" w16cid:durableId="745226621">
     <w:abstractNumId w:val="0"/>
     <w:lvlOverride w:ilvl="0">
       <w:startOverride w:val="1"/>
